--- a/Hilbert_Polya/monograph/appendix_volume/monograph_appendix_ru.docx
+++ b/Hilbert_Polya/monograph/appendix_volume/monograph_appendix_ru.docx
@@ -4,7 +4,7 @@
   <w:body>
     <w:tbl>
       <w:tblPr>
-        <w:tblW w:type="pct" w:w="100%"/>
+        <w:tblW w:type="pct" w:w="5000"/>
         <w:tblBorders>
           <w:top w:val="none" w:color="auto" w:sz="0"/>
           <w:left w:val="none" w:color="auto" w:sz="0"/>
@@ -16,7 +16,7 @@
         <w:tblLayout w:type="fixed"/>
       </w:tblPr>
       <w:tblGrid>
-        <w:gridCol w:w="100"/>
+        <w:gridCol w:w="11906"/>
       </w:tblGrid>
       <w:tr>
         <w:trPr>
@@ -230,6 +230,12 @@
       </w:sdtPr>
       <w:sdtContent>
         <w:p>
+          <w:pPr>
+            <w:pStyle w:val="TOC1"/>
+            <w:tabs>
+              <w:tab w:val="right" w:pos="8788" w:leader="dot"/>
+            </w:tabs>
+          </w:pPr>
           <w:r>
             <w:fldChar w:fldCharType="begin" w:dirty="true"/>
           </w:r>
@@ -238,6 +244,38 @@
           </w:r>
           <w:r>
             <w:fldChar w:fldCharType="separate"/>
+          </w:r>
+          <w:hyperlink w:history="1" w:anchor="_Toc1">
+            <w:r>
+              <w:t xml:space="preserve">Окружение и детерминизм</w:t>
+            </w:r>
+            <w:r>
+              <w:tab/>
+            </w:r>
+            <w:r>
+              <w:fldChar w:fldCharType="begin" w:dirty="true"/>
+              <w:instrText xml:space="preserve">PAGEREF _Toc1 \h</w:instrText>
+              <w:fldChar w:fldCharType="separate"/>
+              <w:fldChar w:fldCharType="end"/>
+            </w:r>
+          </w:hyperlink>
+        </w:p>
+        <w:p>
+          <w:pPr>
+            <w:pStyle w:val="9"/>
+            <w:tabs>
+              <w:tab w:val="right" w:leader="dot" w:pos="9026"/>
+            </w:tabs>
+            <w:spacing w:before="120" w:after="60"/>
+          </w:pPr>
+          <w:r>
+            <w:t>Окружение и детерминизм</w:t>
+          </w:r>
+          <w:r>
+            <w:tab/>
+          </w:r>
+          <w:r>
+            <w:t>1</w:t>
           </w:r>
         </w:p>
         <w:p>
@@ -248,32 +286,15 @@
             </w:tabs>
             <w:spacing w:before="120" w:after="60"/>
           </w:pPr>
-          <w:hyperlink w:anchor="_Toc100000" w:history="1">
-            <w:r>
-              <w:rPr>
-                <w:rStyle w:val="Hyperlink"/>
-              </w:rPr>
-              <w:t>Окружение и детерминизм</w:t>
-            </w:r>
-            <w:r>
-              <w:tab/>
-            </w:r>
-            <w:r>
-              <w:fldChar w:fldCharType="begin"/>
-            </w:r>
-            <w:r>
-              <w:instrText xml:space="preserve"> PAGEREF _Toc100000 \h </w:instrText>
-            </w:r>
-            <w:r>
-              <w:fldChar w:fldCharType="separate"/>
-            </w:r>
-            <w:r>
-              <w:t>1</w:t>
-            </w:r>
-            <w:r>
-              <w:fldChar w:fldCharType="end"/>
-            </w:r>
-          </w:hyperlink>
+          <w:r>
+            <w:t>Словарь данных</w:t>
+          </w:r>
+          <w:r>
+            <w:tab/>
+          </w:r>
+          <w:r>
+            <w:t>2</w:t>
+          </w:r>
         </w:p>
         <w:p>
           <w:pPr>
@@ -283,32 +304,15 @@
             </w:tabs>
             <w:spacing w:before="120" w:after="60"/>
           </w:pPr>
-          <w:hyperlink w:anchor="_Toc100001" w:history="1">
-            <w:r>
-              <w:rPr>
-                <w:rStyle w:val="Hyperlink"/>
-              </w:rPr>
-              <w:t>Словарь данных</w:t>
-            </w:r>
-            <w:r>
-              <w:tab/>
-            </w:r>
-            <w:r>
-              <w:fldChar w:fldCharType="begin"/>
-            </w:r>
-            <w:r>
-              <w:instrText xml:space="preserve"> PAGEREF _Toc100001 \h </w:instrText>
-            </w:r>
-            <w:r>
-              <w:fldChar w:fldCharType="separate"/>
-            </w:r>
-            <w:r>
-              <w:t>2</w:t>
-            </w:r>
-            <w:r>
-              <w:fldChar w:fldCharType="end"/>
-            </w:r>
-          </w:hyperlink>
+          <w:r>
+            <w:t>Реестр позитивных и негативных контролей</w:t>
+          </w:r>
+          <w:r>
+            <w:tab/>
+          </w:r>
+          <w:r>
+            <w:t>2</w:t>
+          </w:r>
         </w:p>
         <w:p>
           <w:pPr>
@@ -318,67 +322,15 @@
             </w:tabs>
             <w:spacing w:before="120" w:after="60"/>
           </w:pPr>
-          <w:hyperlink w:anchor="_Toc100002" w:history="1">
-            <w:r>
-              <w:rPr>
-                <w:rStyle w:val="Hyperlink"/>
-              </w:rPr>
-              <w:t>Реестр позитивных и негативных контролей</w:t>
-            </w:r>
-            <w:r>
-              <w:tab/>
-            </w:r>
-            <w:r>
-              <w:fldChar w:fldCharType="begin"/>
-            </w:r>
-            <w:r>
-              <w:instrText xml:space="preserve"> PAGEREF _Toc100002 \h </w:instrText>
-            </w:r>
-            <w:r>
-              <w:fldChar w:fldCharType="separate"/>
-            </w:r>
-            <w:r>
-              <w:t>2</w:t>
-            </w:r>
-            <w:r>
-              <w:fldChar w:fldCharType="end"/>
-            </w:r>
-          </w:hyperlink>
-        </w:p>
-        <w:p>
-          <w:pPr>
-            <w:pStyle w:val="9"/>
-            <w:tabs>
-              <w:tab w:val="right" w:leader="dot" w:pos="9026"/>
-            </w:tabs>
-            <w:spacing w:before="120" w:after="60"/>
-          </w:pPr>
-          <w:hyperlink w:anchor="_Toc100003" w:history="1">
-            <w:r>
-              <w:rPr>
-                <w:rStyle w:val="Hyperlink"/>
-              </w:rPr>
-              <w:t>Табель Гильберта–Пойа</w:t>
-            </w:r>
-            <w:r>
-              <w:tab/>
-            </w:r>
-            <w:r>
-              <w:fldChar w:fldCharType="begin"/>
-            </w:r>
-            <w:r>
-              <w:instrText xml:space="preserve"> PAGEREF _Toc100003 \h </w:instrText>
-            </w:r>
-            <w:r>
-              <w:fldChar w:fldCharType="separate"/>
-            </w:r>
-            <w:r>
-              <w:t>3</w:t>
-            </w:r>
-            <w:r>
-              <w:fldChar w:fldCharType="end"/>
-            </w:r>
-          </w:hyperlink>
+          <w:r>
+            <w:t>Табель Гильберта–Пойа</w:t>
+          </w:r>
+          <w:r>
+            <w:tab/>
+          </w:r>
+          <w:r>
+            <w:t>3</w:t>
+          </w:r>
         </w:p>
         <w:p>
           <w:r>
@@ -404,14 +356,9 @@
       </w:r>
     </w:p>
     <w:p>
-      <w:r>
-        <w:br w:type="page"/>
-      </w:r>
-    </w:p>
-    <w:p>
       <w:pPr>
         <w:sectPr>
-          <w:footerReference w:type="default" r:id="rId7"/>
+          <w:footerReference w:type="default" r:id="rId6"/>
           <w:type w:val="nextPage"/>
           <w:pgSz w:w="11906" w:h="16838" w:orient="portrait"/>
           <w:pgMar w:top="1440" w:right="1417" w:bottom="1440" w:left="1701" w:header="708" w:footer="708" w:gutter="0"/>
@@ -419,6 +366,9 @@
           <w:docGrid w:linePitch="360"/>
         </w:sectPr>
       </w:pPr>
+      <w:r>
+        <w:br w:type="page"/>
+      </w:r>
     </w:p>
     <w:p>
       <w:pPr>
@@ -455,7 +405,7 @@
         <w:pStyle w:val="Heading1"/>
         <w:spacing w:after="140" w:before="320"/>
       </w:pPr>
-      <w:bookmarkStart w:id="100000" w:name="_Toc100000"/>
+      <w:bookmarkStart w:name="_Toc1" w:id="1"/>
       <w:r>
         <w:rPr>
           <w:rFonts w:ascii="Arial" w:eastAsia="Arial" w:hAnsi="Arial"/>
@@ -467,7 +417,7 @@
         </w:rPr>
         <w:t xml:space="preserve">Окружение и детерминизм</w:t>
       </w:r>
-      <w:bookmarkEnd w:id="100000"/>
+      <w:bookmarkEnd w:id="1"/>
     </w:p>
     <w:p>
       <w:pPr>
@@ -504,7 +454,7 @@
         <w:pStyle w:val="Heading1"/>
         <w:spacing w:after="140" w:before="320"/>
       </w:pPr>
-      <w:bookmarkStart w:id="100001" w:name="_Toc100001"/>
+      <w:bookmarkStart w:name="_Toc2" w:id="2"/>
       <w:r>
         <w:rPr>
           <w:rFonts w:ascii="Arial" w:eastAsia="Arial" w:hAnsi="Arial"/>
@@ -516,7 +466,7 @@
         </w:rPr>
         <w:t xml:space="preserve">Словарь данных</w:t>
       </w:r>
-      <w:bookmarkEnd w:id="100001"/>
+      <w:bookmarkEnd w:id="2"/>
     </w:p>
     <w:p>
       <w:pPr>
@@ -552,7 +502,7 @@
     </w:p>
     <w:tbl>
       <w:tblPr>
-        <w:tblW w:type="pct" w:w="100%"/>
+        <w:tblW w:type="pct" w:w="5000"/>
         <w:tblBorders>
           <w:top w:val="single" w:color="3B4F58" w:sz="4"/>
           <w:left w:val="none" w:color="auto" w:sz="0"/>
@@ -563,9 +513,9 @@
         </w:tblBorders>
       </w:tblPr>
       <w:tblGrid>
-        <w:gridCol w:w="100"/>
-        <w:gridCol w:w="100"/>
-        <w:gridCol w:w="100"/>
+        <w:gridCol w:w="3164"/>
+        <w:gridCol w:w="4042"/>
+        <w:gridCol w:w="1582"/>
       </w:tblGrid>
       <w:tr>
         <w:trPr>
@@ -574,7 +524,7 @@
         </w:trPr>
         <w:tc>
           <w:tcPr>
-            <w:tcW w:type="pct" w:w="36%"/>
+            <w:tcW w:type="pct" w:w="1800"/>
             <w:shd w:fill="3B4F58" w:val="clear"/>
             <w:tcMar>
               <w:top w:type="dxa" w:w="60"/>
@@ -602,7 +552,7 @@
         </w:tc>
         <w:tc>
           <w:tcPr>
-            <w:tcW w:type="pct" w:w="46%"/>
+            <w:tcW w:type="pct" w:w="2300"/>
             <w:shd w:fill="3B4F58" w:val="clear"/>
             <w:tcMar>
               <w:top w:type="dxa" w:w="60"/>
@@ -630,7 +580,7 @@
         </w:tc>
         <w:tc>
           <w:tcPr>
-            <w:tcW w:type="pct" w:w="18%"/>
+            <w:tcW w:type="pct" w:w="900"/>
             <w:shd w:fill="3B4F58" w:val="clear"/>
             <w:tcMar>
               <w:top w:type="dxa" w:w="60"/>
@@ -663,7 +613,7 @@
         </w:trPr>
         <w:tc>
           <w:tcPr>
-            <w:tcW w:type="pct" w:w="36%"/>
+            <w:tcW w:type="pct" w:w="1800"/>
             <w:shd w:fill="FFFFFF" w:val="clear"/>
             <w:tcMar>
               <w:top w:type="dxa" w:w="50"/>
@@ -689,7 +639,7 @@
         </w:tc>
         <w:tc>
           <w:tcPr>
-            <w:tcW w:type="pct" w:w="46%"/>
+            <w:tcW w:type="pct" w:w="2300"/>
             <w:shd w:fill="FFFFFF" w:val="clear"/>
             <w:tcMar>
               <w:top w:type="dxa" w:w="50"/>
@@ -715,7 +665,7 @@
         </w:tc>
         <w:tc>
           <w:tcPr>
-            <w:tcW w:type="pct" w:w="18%"/>
+            <w:tcW w:type="pct" w:w="900"/>
             <w:shd w:fill="FFFFFF" w:val="clear"/>
             <w:tcMar>
               <w:top w:type="dxa" w:w="50"/>
@@ -746,7 +696,7 @@
         </w:trPr>
         <w:tc>
           <w:tcPr>
-            <w:tcW w:type="pct" w:w="36%"/>
+            <w:tcW w:type="pct" w:w="1800"/>
             <w:shd w:fill="EBEDEE" w:val="clear"/>
             <w:tcMar>
               <w:top w:type="dxa" w:w="50"/>
@@ -772,7 +722,7 @@
         </w:tc>
         <w:tc>
           <w:tcPr>
-            <w:tcW w:type="pct" w:w="46%"/>
+            <w:tcW w:type="pct" w:w="2300"/>
             <w:shd w:fill="EBEDEE" w:val="clear"/>
             <w:tcMar>
               <w:top w:type="dxa" w:w="50"/>
@@ -798,7 +748,7 @@
         </w:tc>
         <w:tc>
           <w:tcPr>
-            <w:tcW w:type="pct" w:w="18%"/>
+            <w:tcW w:type="pct" w:w="900"/>
             <w:shd w:fill="EBEDEE" w:val="clear"/>
             <w:tcMar>
               <w:top w:type="dxa" w:w="50"/>
@@ -829,7 +779,7 @@
         </w:trPr>
         <w:tc>
           <w:tcPr>
-            <w:tcW w:type="pct" w:w="36%"/>
+            <w:tcW w:type="pct" w:w="1800"/>
             <w:shd w:fill="FFFFFF" w:val="clear"/>
             <w:tcMar>
               <w:top w:type="dxa" w:w="50"/>
@@ -855,7 +805,7 @@
         </w:tc>
         <w:tc>
           <w:tcPr>
-            <w:tcW w:type="pct" w:w="46%"/>
+            <w:tcW w:type="pct" w:w="2300"/>
             <w:shd w:fill="FFFFFF" w:val="clear"/>
             <w:tcMar>
               <w:top w:type="dxa" w:w="50"/>
@@ -881,7 +831,7 @@
         </w:tc>
         <w:tc>
           <w:tcPr>
-            <w:tcW w:type="pct" w:w="18%"/>
+            <w:tcW w:type="pct" w:w="900"/>
             <w:shd w:fill="FFFFFF" w:val="clear"/>
             <w:tcMar>
               <w:top w:type="dxa" w:w="50"/>
@@ -912,7 +862,7 @@
         </w:trPr>
         <w:tc>
           <w:tcPr>
-            <w:tcW w:type="pct" w:w="36%"/>
+            <w:tcW w:type="pct" w:w="1800"/>
             <w:shd w:fill="EBEDEE" w:val="clear"/>
             <w:tcMar>
               <w:top w:type="dxa" w:w="50"/>
@@ -938,7 +888,7 @@
         </w:tc>
         <w:tc>
           <w:tcPr>
-            <w:tcW w:type="pct" w:w="46%"/>
+            <w:tcW w:type="pct" w:w="2300"/>
             <w:shd w:fill="EBEDEE" w:val="clear"/>
             <w:tcMar>
               <w:top w:type="dxa" w:w="50"/>
@@ -964,7 +914,7 @@
         </w:tc>
         <w:tc>
           <w:tcPr>
-            <w:tcW w:type="pct" w:w="18%"/>
+            <w:tcW w:type="pct" w:w="900"/>
             <w:shd w:fill="EBEDEE" w:val="clear"/>
             <w:tcMar>
               <w:top w:type="dxa" w:w="50"/>
@@ -995,7 +945,7 @@
         </w:trPr>
         <w:tc>
           <w:tcPr>
-            <w:tcW w:type="pct" w:w="36%"/>
+            <w:tcW w:type="pct" w:w="1800"/>
             <w:shd w:fill="FFFFFF" w:val="clear"/>
             <w:tcMar>
               <w:top w:type="dxa" w:w="50"/>
@@ -1021,7 +971,7 @@
         </w:tc>
         <w:tc>
           <w:tcPr>
-            <w:tcW w:type="pct" w:w="46%"/>
+            <w:tcW w:type="pct" w:w="2300"/>
             <w:shd w:fill="FFFFFF" w:val="clear"/>
             <w:tcMar>
               <w:top w:type="dxa" w:w="50"/>
@@ -1047,7 +997,7 @@
         </w:tc>
         <w:tc>
           <w:tcPr>
-            <w:tcW w:type="pct" w:w="18%"/>
+            <w:tcW w:type="pct" w:w="900"/>
             <w:shd w:fill="FFFFFF" w:val="clear"/>
             <w:tcMar>
               <w:top w:type="dxa" w:w="50"/>
@@ -1078,7 +1028,7 @@
         </w:trPr>
         <w:tc>
           <w:tcPr>
-            <w:tcW w:type="pct" w:w="36%"/>
+            <w:tcW w:type="pct" w:w="1800"/>
             <w:shd w:fill="EBEDEE" w:val="clear"/>
             <w:tcMar>
               <w:top w:type="dxa" w:w="50"/>
@@ -1104,7 +1054,7 @@
         </w:tc>
         <w:tc>
           <w:tcPr>
-            <w:tcW w:type="pct" w:w="46%"/>
+            <w:tcW w:type="pct" w:w="2300"/>
             <w:shd w:fill="EBEDEE" w:val="clear"/>
             <w:tcMar>
               <w:top w:type="dxa" w:w="50"/>
@@ -1130,7 +1080,7 @@
         </w:tc>
         <w:tc>
           <w:tcPr>
-            <w:tcW w:type="pct" w:w="18%"/>
+            <w:tcW w:type="pct" w:w="900"/>
             <w:shd w:fill="EBEDEE" w:val="clear"/>
             <w:tcMar>
               <w:top w:type="dxa" w:w="50"/>
@@ -1161,7 +1111,7 @@
         </w:trPr>
         <w:tc>
           <w:tcPr>
-            <w:tcW w:type="pct" w:w="36%"/>
+            <w:tcW w:type="pct" w:w="1800"/>
             <w:shd w:fill="FFFFFF" w:val="clear"/>
             <w:tcMar>
               <w:top w:type="dxa" w:w="50"/>
@@ -1187,7 +1137,7 @@
         </w:tc>
         <w:tc>
           <w:tcPr>
-            <w:tcW w:type="pct" w:w="46%"/>
+            <w:tcW w:type="pct" w:w="2300"/>
             <w:shd w:fill="FFFFFF" w:val="clear"/>
             <w:tcMar>
               <w:top w:type="dxa" w:w="50"/>
@@ -1213,7 +1163,7 @@
         </w:tc>
         <w:tc>
           <w:tcPr>
-            <w:tcW w:type="pct" w:w="18%"/>
+            <w:tcW w:type="pct" w:w="900"/>
             <w:shd w:fill="FFFFFF" w:val="clear"/>
             <w:tcMar>
               <w:top w:type="dxa" w:w="50"/>
@@ -1244,7 +1194,7 @@
         </w:trPr>
         <w:tc>
           <w:tcPr>
-            <w:tcW w:type="pct" w:w="36%"/>
+            <w:tcW w:type="pct" w:w="1800"/>
             <w:shd w:fill="EBEDEE" w:val="clear"/>
             <w:tcMar>
               <w:top w:type="dxa" w:w="50"/>
@@ -1270,7 +1220,7 @@
         </w:tc>
         <w:tc>
           <w:tcPr>
-            <w:tcW w:type="pct" w:w="46%"/>
+            <w:tcW w:type="pct" w:w="2300"/>
             <w:shd w:fill="EBEDEE" w:val="clear"/>
             <w:tcMar>
               <w:top w:type="dxa" w:w="50"/>
@@ -1296,7 +1246,7 @@
         </w:tc>
         <w:tc>
           <w:tcPr>
-            <w:tcW w:type="pct" w:w="18%"/>
+            <w:tcW w:type="pct" w:w="900"/>
             <w:shd w:fill="EBEDEE" w:val="clear"/>
             <w:tcMar>
               <w:top w:type="dxa" w:w="50"/>
@@ -1332,7 +1282,7 @@
         <w:pStyle w:val="Heading1"/>
         <w:spacing w:after="140" w:before="320"/>
       </w:pPr>
-      <w:bookmarkStart w:id="100002" w:name="_Toc100002"/>
+      <w:bookmarkStart w:name="_Toc3" w:id="3"/>
       <w:r>
         <w:rPr>
           <w:rFonts w:ascii="Arial" w:eastAsia="Arial" w:hAnsi="Arial"/>
@@ -1344,7 +1294,7 @@
         </w:rPr>
         <w:t xml:space="preserve">Реестр позитивных и негативных контролей</w:t>
       </w:r>
-      <w:bookmarkEnd w:id="100002"/>
+      <w:bookmarkEnd w:id="3"/>
     </w:p>
     <w:p>
       <w:pPr>
@@ -1380,7 +1330,7 @@
     </w:p>
     <w:tbl>
       <w:tblPr>
-        <w:tblW w:type="pct" w:w="100%"/>
+        <w:tblW w:type="pct" w:w="5000"/>
         <w:tblBorders>
           <w:top w:val="single" w:color="3B4F58" w:sz="4"/>
           <w:left w:val="none" w:color="auto" w:sz="0"/>
@@ -1391,10 +1341,10 @@
         </w:tblBorders>
       </w:tblPr>
       <w:tblGrid>
-        <w:gridCol w:w="100"/>
-        <w:gridCol w:w="100"/>
-        <w:gridCol w:w="100"/>
-        <w:gridCol w:w="100"/>
+        <w:gridCol w:w="2285"/>
+        <w:gridCol w:w="2636"/>
+        <w:gridCol w:w="2285"/>
+        <w:gridCol w:w="1582"/>
       </w:tblGrid>
       <w:tr>
         <w:trPr>
@@ -1403,7 +1353,7 @@
         </w:trPr>
         <w:tc>
           <w:tcPr>
-            <w:tcW w:type="pct" w:w="26%"/>
+            <w:tcW w:type="pct" w:w="1300"/>
             <w:shd w:fill="3B4F58" w:val="clear"/>
             <w:tcMar>
               <w:top w:type="dxa" w:w="60"/>
@@ -1431,7 +1381,7 @@
         </w:tc>
         <w:tc>
           <w:tcPr>
-            <w:tcW w:type="pct" w:w="30%"/>
+            <w:tcW w:type="pct" w:w="1500"/>
             <w:shd w:fill="3B4F58" w:val="clear"/>
             <w:tcMar>
               <w:top w:type="dxa" w:w="60"/>
@@ -1459,7 +1409,7 @@
         </w:tc>
         <w:tc>
           <w:tcPr>
-            <w:tcW w:type="pct" w:w="26%"/>
+            <w:tcW w:type="pct" w:w="1300"/>
             <w:shd w:fill="3B4F58" w:val="clear"/>
             <w:tcMar>
               <w:top w:type="dxa" w:w="60"/>
@@ -1487,7 +1437,7 @@
         </w:tc>
         <w:tc>
           <w:tcPr>
-            <w:tcW w:type="pct" w:w="18%"/>
+            <w:tcW w:type="pct" w:w="900"/>
             <w:shd w:fill="3B4F58" w:val="clear"/>
             <w:tcMar>
               <w:top w:type="dxa" w:w="60"/>
@@ -1520,7 +1470,7 @@
         </w:trPr>
         <w:tc>
           <w:tcPr>
-            <w:tcW w:type="pct" w:w="26%"/>
+            <w:tcW w:type="pct" w:w="1300"/>
             <w:shd w:fill="FFFFFF" w:val="clear"/>
             <w:tcMar>
               <w:top w:type="dxa" w:w="50"/>
@@ -1546,7 +1496,7 @@
         </w:tc>
         <w:tc>
           <w:tcPr>
-            <w:tcW w:type="pct" w:w="30%"/>
+            <w:tcW w:type="pct" w:w="1500"/>
             <w:shd w:fill="FFFFFF" w:val="clear"/>
             <w:tcMar>
               <w:top w:type="dxa" w:w="50"/>
@@ -1572,7 +1522,7 @@
         </w:tc>
         <w:tc>
           <w:tcPr>
-            <w:tcW w:type="pct" w:w="26%"/>
+            <w:tcW w:type="pct" w:w="1300"/>
             <w:shd w:fill="FFFFFF" w:val="clear"/>
             <w:tcMar>
               <w:top w:type="dxa" w:w="50"/>
@@ -1598,7 +1548,7 @@
         </w:tc>
         <w:tc>
           <w:tcPr>
-            <w:tcW w:type="pct" w:w="18%"/>
+            <w:tcW w:type="pct" w:w="900"/>
             <w:shd w:fill="FFFFFF" w:val="clear"/>
             <w:tcMar>
               <w:top w:type="dxa" w:w="50"/>
@@ -1629,7 +1579,7 @@
         </w:trPr>
         <w:tc>
           <w:tcPr>
-            <w:tcW w:type="pct" w:w="26%"/>
+            <w:tcW w:type="pct" w:w="1300"/>
             <w:shd w:fill="EBEDEE" w:val="clear"/>
             <w:tcMar>
               <w:top w:type="dxa" w:w="50"/>
@@ -1655,7 +1605,7 @@
         </w:tc>
         <w:tc>
           <w:tcPr>
-            <w:tcW w:type="pct" w:w="30%"/>
+            <w:tcW w:type="pct" w:w="1500"/>
             <w:shd w:fill="EBEDEE" w:val="clear"/>
             <w:tcMar>
               <w:top w:type="dxa" w:w="50"/>
@@ -1681,7 +1631,7 @@
         </w:tc>
         <w:tc>
           <w:tcPr>
-            <w:tcW w:type="pct" w:w="26%"/>
+            <w:tcW w:type="pct" w:w="1300"/>
             <w:shd w:fill="EBEDEE" w:val="clear"/>
             <w:tcMar>
               <w:top w:type="dxa" w:w="50"/>
@@ -1707,7 +1657,7 @@
         </w:tc>
         <w:tc>
           <w:tcPr>
-            <w:tcW w:type="pct" w:w="18%"/>
+            <w:tcW w:type="pct" w:w="900"/>
             <w:shd w:fill="EBEDEE" w:val="clear"/>
             <w:tcMar>
               <w:top w:type="dxa" w:w="50"/>
@@ -1738,7 +1688,7 @@
         </w:trPr>
         <w:tc>
           <w:tcPr>
-            <w:tcW w:type="pct" w:w="26%"/>
+            <w:tcW w:type="pct" w:w="1300"/>
             <w:shd w:fill="FFFFFF" w:val="clear"/>
             <w:tcMar>
               <w:top w:type="dxa" w:w="50"/>
@@ -1764,7 +1714,7 @@
         </w:tc>
         <w:tc>
           <w:tcPr>
-            <w:tcW w:type="pct" w:w="30%"/>
+            <w:tcW w:type="pct" w:w="1500"/>
             <w:shd w:fill="FFFFFF" w:val="clear"/>
             <w:tcMar>
               <w:top w:type="dxa" w:w="50"/>
@@ -1790,7 +1740,7 @@
         </w:tc>
         <w:tc>
           <w:tcPr>
-            <w:tcW w:type="pct" w:w="26%"/>
+            <w:tcW w:type="pct" w:w="1300"/>
             <w:shd w:fill="FFFFFF" w:val="clear"/>
             <w:tcMar>
               <w:top w:type="dxa" w:w="50"/>
@@ -1816,7 +1766,7 @@
         </w:tc>
         <w:tc>
           <w:tcPr>
-            <w:tcW w:type="pct" w:w="18%"/>
+            <w:tcW w:type="pct" w:w="900"/>
             <w:shd w:fill="FFFFFF" w:val="clear"/>
             <w:tcMar>
               <w:top w:type="dxa" w:w="50"/>
@@ -1847,7 +1797,7 @@
         </w:trPr>
         <w:tc>
           <w:tcPr>
-            <w:tcW w:type="pct" w:w="26%"/>
+            <w:tcW w:type="pct" w:w="1300"/>
             <w:shd w:fill="EBEDEE" w:val="clear"/>
             <w:tcMar>
               <w:top w:type="dxa" w:w="50"/>
@@ -1873,7 +1823,7 @@
         </w:tc>
         <w:tc>
           <w:tcPr>
-            <w:tcW w:type="pct" w:w="30%"/>
+            <w:tcW w:type="pct" w:w="1500"/>
             <w:shd w:fill="EBEDEE" w:val="clear"/>
             <w:tcMar>
               <w:top w:type="dxa" w:w="50"/>
@@ -1899,7 +1849,7 @@
         </w:tc>
         <w:tc>
           <w:tcPr>
-            <w:tcW w:type="pct" w:w="26%"/>
+            <w:tcW w:type="pct" w:w="1300"/>
             <w:shd w:fill="EBEDEE" w:val="clear"/>
             <w:tcMar>
               <w:top w:type="dxa" w:w="50"/>
@@ -1925,7 +1875,7 @@
         </w:tc>
         <w:tc>
           <w:tcPr>
-            <w:tcW w:type="pct" w:w="18%"/>
+            <w:tcW w:type="pct" w:w="900"/>
             <w:shd w:fill="EBEDEE" w:val="clear"/>
             <w:tcMar>
               <w:top w:type="dxa" w:w="50"/>
@@ -1956,7 +1906,7 @@
         </w:trPr>
         <w:tc>
           <w:tcPr>
-            <w:tcW w:type="pct" w:w="26%"/>
+            <w:tcW w:type="pct" w:w="1300"/>
             <w:shd w:fill="FFFFFF" w:val="clear"/>
             <w:tcMar>
               <w:top w:type="dxa" w:w="50"/>
@@ -1982,7 +1932,7 @@
         </w:tc>
         <w:tc>
           <w:tcPr>
-            <w:tcW w:type="pct" w:w="30%"/>
+            <w:tcW w:type="pct" w:w="1500"/>
             <w:shd w:fill="FFFFFF" w:val="clear"/>
             <w:tcMar>
               <w:top w:type="dxa" w:w="50"/>
@@ -2008,7 +1958,7 @@
         </w:tc>
         <w:tc>
           <w:tcPr>
-            <w:tcW w:type="pct" w:w="26%"/>
+            <w:tcW w:type="pct" w:w="1300"/>
             <w:shd w:fill="FFFFFF" w:val="clear"/>
             <w:tcMar>
               <w:top w:type="dxa" w:w="50"/>
@@ -2034,7 +1984,7 @@
         </w:tc>
         <w:tc>
           <w:tcPr>
-            <w:tcW w:type="pct" w:w="18%"/>
+            <w:tcW w:type="pct" w:w="900"/>
             <w:shd w:fill="FFFFFF" w:val="clear"/>
             <w:tcMar>
               <w:top w:type="dxa" w:w="50"/>
@@ -2065,7 +2015,7 @@
         </w:trPr>
         <w:tc>
           <w:tcPr>
-            <w:tcW w:type="pct" w:w="26%"/>
+            <w:tcW w:type="pct" w:w="1300"/>
             <w:shd w:fill="EBEDEE" w:val="clear"/>
             <w:tcMar>
               <w:top w:type="dxa" w:w="50"/>
@@ -2091,7 +2041,7 @@
         </w:tc>
         <w:tc>
           <w:tcPr>
-            <w:tcW w:type="pct" w:w="30%"/>
+            <w:tcW w:type="pct" w:w="1500"/>
             <w:shd w:fill="EBEDEE" w:val="clear"/>
             <w:tcMar>
               <w:top w:type="dxa" w:w="50"/>
@@ -2117,7 +2067,7 @@
         </w:tc>
         <w:tc>
           <w:tcPr>
-            <w:tcW w:type="pct" w:w="26%"/>
+            <w:tcW w:type="pct" w:w="1300"/>
             <w:shd w:fill="EBEDEE" w:val="clear"/>
             <w:tcMar>
               <w:top w:type="dxa" w:w="50"/>
@@ -2143,7 +2093,7 @@
         </w:tc>
         <w:tc>
           <w:tcPr>
-            <w:tcW w:type="pct" w:w="18%"/>
+            <w:tcW w:type="pct" w:w="900"/>
             <w:shd w:fill="EBEDEE" w:val="clear"/>
             <w:tcMar>
               <w:top w:type="dxa" w:w="50"/>
@@ -2174,7 +2124,7 @@
         </w:trPr>
         <w:tc>
           <w:tcPr>
-            <w:tcW w:type="pct" w:w="26%"/>
+            <w:tcW w:type="pct" w:w="1300"/>
             <w:shd w:fill="FFFFFF" w:val="clear"/>
             <w:tcMar>
               <w:top w:type="dxa" w:w="50"/>
@@ -2200,7 +2150,7 @@
         </w:tc>
         <w:tc>
           <w:tcPr>
-            <w:tcW w:type="pct" w:w="30%"/>
+            <w:tcW w:type="pct" w:w="1500"/>
             <w:shd w:fill="FFFFFF" w:val="clear"/>
             <w:tcMar>
               <w:top w:type="dxa" w:w="50"/>
@@ -2226,7 +2176,7 @@
         </w:tc>
         <w:tc>
           <w:tcPr>
-            <w:tcW w:type="pct" w:w="26%"/>
+            <w:tcW w:type="pct" w:w="1300"/>
             <w:shd w:fill="FFFFFF" w:val="clear"/>
             <w:tcMar>
               <w:top w:type="dxa" w:w="50"/>
@@ -2252,7 +2202,7 @@
         </w:tc>
         <w:tc>
           <w:tcPr>
-            <w:tcW w:type="pct" w:w="18%"/>
+            <w:tcW w:type="pct" w:w="900"/>
             <w:shd w:fill="FFFFFF" w:val="clear"/>
             <w:tcMar>
               <w:top w:type="dxa" w:w="50"/>
@@ -2288,7 +2238,7 @@
         <w:pStyle w:val="Heading1"/>
         <w:spacing w:after="140" w:before="320"/>
       </w:pPr>
-      <w:bookmarkStart w:id="100003" w:name="_Toc100003"/>
+      <w:bookmarkStart w:name="_Toc4" w:id="4"/>
       <w:r>
         <w:rPr>
           <w:rFonts w:ascii="Arial" w:eastAsia="Arial" w:hAnsi="Arial"/>
@@ -2300,7 +2250,7 @@
         </w:rPr>
         <w:t xml:space="preserve">Табель Гильберта–Пойа</w:t>
       </w:r>
-      <w:bookmarkEnd w:id="100003"/>
+      <w:bookmarkEnd w:id="4"/>
     </w:p>
     <w:p>
       <w:pPr>
@@ -2321,7 +2271,7 @@
     </w:p>
     <w:tbl>
       <w:tblPr>
-        <w:tblW w:type="pct" w:w="100%"/>
+        <w:tblW w:type="pct" w:w="5000"/>
         <w:tblBorders>
           <w:top w:val="single" w:color="3B4F58" w:sz="4"/>
           <w:left w:val="none" w:color="auto" w:sz="0"/>
@@ -2332,10 +2282,10 @@
         </w:tblBorders>
       </w:tblPr>
       <w:tblGrid>
-        <w:gridCol w:w="100"/>
-        <w:gridCol w:w="100"/>
-        <w:gridCol w:w="100"/>
-        <w:gridCol w:w="100"/>
+        <w:gridCol w:w="703"/>
+        <w:gridCol w:w="2636"/>
+        <w:gridCol w:w="1055"/>
+        <w:gridCol w:w="4394"/>
       </w:tblGrid>
       <w:tr>
         <w:trPr>
@@ -2344,7 +2294,7 @@
         </w:trPr>
         <w:tc>
           <w:tcPr>
-            <w:tcW w:type="pct" w:w="8%"/>
+            <w:tcW w:type="pct" w:w="400"/>
             <w:shd w:fill="3B4F58" w:val="clear"/>
             <w:tcMar>
               <w:top w:type="dxa" w:w="60"/>
@@ -2372,7 +2322,7 @@
         </w:tc>
         <w:tc>
           <w:tcPr>
-            <w:tcW w:type="pct" w:w="30%"/>
+            <w:tcW w:type="pct" w:w="1500"/>
             <w:shd w:fill="3B4F58" w:val="clear"/>
             <w:tcMar>
               <w:top w:type="dxa" w:w="60"/>
@@ -2400,7 +2350,7 @@
         </w:tc>
         <w:tc>
           <w:tcPr>
-            <w:tcW w:type="pct" w:w="12%"/>
+            <w:tcW w:type="pct" w:w="600"/>
             <w:shd w:fill="3B4F58" w:val="clear"/>
             <w:tcMar>
               <w:top w:type="dxa" w:w="60"/>
@@ -2428,7 +2378,7 @@
         </w:tc>
         <w:tc>
           <w:tcPr>
-            <w:tcW w:type="pct" w:w="50%"/>
+            <w:tcW w:type="pct" w:w="2500"/>
             <w:shd w:fill="3B4F58" w:val="clear"/>
             <w:tcMar>
               <w:top w:type="dxa" w:w="60"/>
@@ -2461,7 +2411,7 @@
         </w:trPr>
         <w:tc>
           <w:tcPr>
-            <w:tcW w:type="pct" w:w="8%"/>
+            <w:tcW w:type="pct" w:w="400"/>
             <w:shd w:fill="FFFFFF" w:val="clear"/>
             <w:tcMar>
               <w:top w:type="dxa" w:w="50"/>
@@ -2487,7 +2437,7 @@
         </w:tc>
         <w:tc>
           <w:tcPr>
-            <w:tcW w:type="pct" w:w="30%"/>
+            <w:tcW w:type="pct" w:w="1500"/>
             <w:shd w:fill="FFFFFF" w:val="clear"/>
             <w:tcMar>
               <w:top w:type="dxa" w:w="50"/>
@@ -2513,7 +2463,7 @@
         </w:tc>
         <w:tc>
           <w:tcPr>
-            <w:tcW w:type="pct" w:w="12%"/>
+            <w:tcW w:type="pct" w:w="600"/>
             <w:shd w:fill="FFFFFF" w:val="clear"/>
             <w:tcMar>
               <w:top w:type="dxa" w:w="50"/>
@@ -2539,7 +2489,7 @@
         </w:tc>
         <w:tc>
           <w:tcPr>
-            <w:tcW w:type="pct" w:w="50%"/>
+            <w:tcW w:type="pct" w:w="2500"/>
             <w:shd w:fill="FFFFFF" w:val="clear"/>
             <w:tcMar>
               <w:top w:type="dxa" w:w="50"/>
@@ -2570,7 +2520,7 @@
         </w:trPr>
         <w:tc>
           <w:tcPr>
-            <w:tcW w:type="pct" w:w="8%"/>
+            <w:tcW w:type="pct" w:w="400"/>
             <w:shd w:fill="EBEDEE" w:val="clear"/>
             <w:tcMar>
               <w:top w:type="dxa" w:w="50"/>
@@ -2596,7 +2546,7 @@
         </w:tc>
         <w:tc>
           <w:tcPr>
-            <w:tcW w:type="pct" w:w="30%"/>
+            <w:tcW w:type="pct" w:w="1500"/>
             <w:shd w:fill="EBEDEE" w:val="clear"/>
             <w:tcMar>
               <w:top w:type="dxa" w:w="50"/>
@@ -2622,7 +2572,7 @@
         </w:tc>
         <w:tc>
           <w:tcPr>
-            <w:tcW w:type="pct" w:w="12%"/>
+            <w:tcW w:type="pct" w:w="600"/>
             <w:shd w:fill="EBEDEE" w:val="clear"/>
             <w:tcMar>
               <w:top w:type="dxa" w:w="50"/>
@@ -2648,7 +2598,7 @@
         </w:tc>
         <w:tc>
           <w:tcPr>
-            <w:tcW w:type="pct" w:w="50%"/>
+            <w:tcW w:type="pct" w:w="2500"/>
             <w:shd w:fill="EBEDEE" w:val="clear"/>
             <w:tcMar>
               <w:top w:type="dxa" w:w="50"/>
@@ -2668,7 +2618,7 @@
                 <w:sz w:val="17"/>
                 <w:szCs w:val="17"/>
               </w:rPr>
-              <w:t xml:space="preserve">9–10 порядков (C3); ≈0.5 порядка (C4); |r_H7| ≤ 0.043 (C5)</w:t>
+              <w:t xml:space="preserve">уровень суррогатного нуля по D_nn (C3); ≈0.5 порядка по невязке (C4); |r_H7| ≤ 0.043 (C5)</w:t>
             </w:r>
           </w:p>
         </w:tc>
@@ -2679,7 +2629,7 @@
         </w:trPr>
         <w:tc>
           <w:tcPr>
-            <w:tcW w:type="pct" w:w="8%"/>
+            <w:tcW w:type="pct" w:w="400"/>
             <w:shd w:fill="FFFFFF" w:val="clear"/>
             <w:tcMar>
               <w:top w:type="dxa" w:w="50"/>
@@ -2705,7 +2655,7 @@
         </w:tc>
         <w:tc>
           <w:tcPr>
-            <w:tcW w:type="pct" w:w="30%"/>
+            <w:tcW w:type="pct" w:w="1500"/>
             <w:shd w:fill="FFFFFF" w:val="clear"/>
             <w:tcMar>
               <w:top w:type="dxa" w:w="50"/>
@@ -2731,7 +2681,7 @@
         </w:tc>
         <w:tc>
           <w:tcPr>
-            <w:tcW w:type="pct" w:w="12%"/>
+            <w:tcW w:type="pct" w:w="600"/>
             <w:shd w:fill="FFFFFF" w:val="clear"/>
             <w:tcMar>
               <w:top w:type="dxa" w:w="50"/>
@@ -2757,7 +2707,7 @@
         </w:tc>
         <w:tc>
           <w:tcPr>
-            <w:tcW w:type="pct" w:w="50%"/>
+            <w:tcW w:type="pct" w:w="2500"/>
             <w:shd w:fill="FFFFFF" w:val="clear"/>
             <w:tcMar>
               <w:top w:type="dxa" w:w="50"/>
@@ -2788,7 +2738,7 @@
         </w:trPr>
         <w:tc>
           <w:tcPr>
-            <w:tcW w:type="pct" w:w="8%"/>
+            <w:tcW w:type="pct" w:w="400"/>
             <w:shd w:fill="EBEDEE" w:val="clear"/>
             <w:tcMar>
               <w:top w:type="dxa" w:w="50"/>
@@ -2814,7 +2764,7 @@
         </w:tc>
         <w:tc>
           <w:tcPr>
-            <w:tcW w:type="pct" w:w="30%"/>
+            <w:tcW w:type="pct" w:w="1500"/>
             <w:shd w:fill="EBEDEE" w:val="clear"/>
             <w:tcMar>
               <w:top w:type="dxa" w:w="50"/>
@@ -2840,7 +2790,7 @@
         </w:tc>
         <w:tc>
           <w:tcPr>
-            <w:tcW w:type="pct" w:w="12%"/>
+            <w:tcW w:type="pct" w:w="600"/>
             <w:shd w:fill="EBEDEE" w:val="clear"/>
             <w:tcMar>
               <w:top w:type="dxa" w:w="50"/>
@@ -2866,7 +2816,7 @@
         </w:tc>
         <w:tc>
           <w:tcPr>
-            <w:tcW w:type="pct" w:w="50%"/>
+            <w:tcW w:type="pct" w:w="2500"/>
             <w:shd w:fill="EBEDEE" w:val="clear"/>
             <w:tcMar>
               <w:top w:type="dxa" w:w="50"/>
@@ -2897,7 +2847,7 @@
         </w:trPr>
         <w:tc>
           <w:tcPr>
-            <w:tcW w:type="pct" w:w="8%"/>
+            <w:tcW w:type="pct" w:w="400"/>
             <w:shd w:fill="FFFFFF" w:val="clear"/>
             <w:tcMar>
               <w:top w:type="dxa" w:w="50"/>
@@ -2923,7 +2873,7 @@
         </w:tc>
         <w:tc>
           <w:tcPr>
-            <w:tcW w:type="pct" w:w="30%"/>
+            <w:tcW w:type="pct" w:w="1500"/>
             <w:shd w:fill="FFFFFF" w:val="clear"/>
             <w:tcMar>
               <w:top w:type="dxa" w:w="50"/>
@@ -2949,7 +2899,7 @@
         </w:tc>
         <w:tc>
           <w:tcPr>
-            <w:tcW w:type="pct" w:w="12%"/>
+            <w:tcW w:type="pct" w:w="600"/>
             <w:shd w:fill="FFFFFF" w:val="clear"/>
             <w:tcMar>
               <w:top w:type="dxa" w:w="50"/>
@@ -2975,7 +2925,7 @@
         </w:tc>
         <w:tc>
           <w:tcPr>
-            <w:tcW w:type="pct" w:w="50%"/>
+            <w:tcW w:type="pct" w:w="2500"/>
             <w:shd w:fill="FFFFFF" w:val="clear"/>
             <w:tcMar>
               <w:top w:type="dxa" w:w="50"/>
@@ -3022,7 +2972,7 @@
       </w:r>
     </w:p>
     <w:sectPr>
-      <w:footerReference w:type="default" r:id="rId8"/>
+      <w:footerReference w:type="default" r:id="rId7"/>
       <w:type w:val="nextPage"/>
       <w:pgSz w:w="11906" w:h="16838" w:orient="portrait"/>
       <w:pgMar w:top="1440" w:right="1417" w:bottom="1440" w:left="1701" w:header="708" w:footer="708" w:gutter="0"/>
@@ -3031,10 +2981,6 @@
     </w:sectPr>
   </w:body>
 </w:document>
-</file>
-
-<file path=word/comments.xml><?xml version="1.0" encoding="utf-8"?>
-<w:comments xmlns:cx="http://schemas.microsoft.com/office/drawing/2014/chartex" xmlns:cx1="http://schemas.microsoft.com/office/drawing/2015/9/8/chartex" xmlns:cx2="http://schemas.microsoft.com/office/drawing/2015/10/21/chartex" xmlns:cx3="http://schemas.microsoft.com/office/drawing/2016/5/9/chartex" xmlns:cx4="http://schemas.microsoft.com/office/drawing/2016/5/10/chartex" xmlns:cx5="http://schemas.microsoft.com/office/drawing/2016/5/11/chartex" xmlns:cx6="http://schemas.microsoft.com/office/drawing/2016/5/12/chartex" xmlns:cx7="http://schemas.microsoft.com/office/drawing/2016/5/13/chartex" xmlns:cx8="http://schemas.microsoft.com/office/drawing/2016/5/14/chartex" xmlns:mc="http://schemas.openxmlformats.org/markup-compatibility/2006" xmlns:aink="http://schemas.microsoft.com/office/drawing/2016/ink" xmlns:am3d="http://schemas.microsoft.com/office/drawing/2017/model3d" xmlns:o="urn:schemas-microsoft-com:office:office" xmlns:r="http://schemas.openxmlformats.org/officeDocument/2006/relationships" xmlns:m="http://schemas.openxmlformats.org/officeDocument/2006/math" xmlns:v="urn:schemas-microsoft-com:vml" xmlns:wp14="http://schemas.microsoft.com/office/word/2010/wordprocessingDrawing" xmlns:wp="http://schemas.openxmlformats.org/drawingml/2006/wordprocessingDrawing" xmlns:w10="urn:schemas-microsoft-com:office:word" xmlns:w="http://schemas.openxmlformats.org/wordprocessingml/2006/main" xmlns:w14="http://schemas.microsoft.com/office/word/2010/wordml" xmlns:w15="http://schemas.microsoft.com/office/word/2012/wordml" xmlns:w16cex="http://schemas.microsoft.com/office/word/2018/wordml/cex" xmlns:w16cid="http://schemas.microsoft.com/office/word/2016/wordml/cid" xmlns:w16="http://schemas.microsoft.com/office/word/2018/wordml" xmlns:w16sdtdh="http://schemas.microsoft.com/office/word/2020/wordml/sdtdatahash" xmlns:w16se="http://schemas.microsoft.com/office/word/2015/wordml/symex" xmlns:wpg="http://schemas.microsoft.com/office/word/2010/wordprocessingGroup" xmlns:wpi="http://schemas.microsoft.com/office/word/2010/wordprocessingInk" xmlns:wne="http://schemas.microsoft.com/office/word/2006/wordml" xmlns:wps="http://schemas.microsoft.com/office/word/2010/wordprocessingShape"/>
 </file>
 
 <file path=word/endnotes.xml><?xml version="1.0" encoding="utf-8"?>
@@ -3159,7 +3105,7 @@
 <w:numbering xmlns:wpc="http://schemas.microsoft.com/office/word/2010/wordprocessingCanvas" xmlns:mc="http://schemas.openxmlformats.org/markup-compatibility/2006" xmlns:o="urn:schemas-microsoft-com:office:office" xmlns:r="http://schemas.openxmlformats.org/officeDocument/2006/relationships" xmlns:m="http://schemas.openxmlformats.org/officeDocument/2006/math" xmlns:v="urn:schemas-microsoft-com:vml" xmlns:wp14="http://schemas.microsoft.com/office/word/2010/wordprocessingDrawing" xmlns:wp="http://schemas.openxmlformats.org/drawingml/2006/wordprocessingDrawing" xmlns:w10="urn:schemas-microsoft-com:office:word" xmlns:w="http://schemas.openxmlformats.org/wordprocessingml/2006/main" xmlns:w14="http://schemas.microsoft.com/office/word/2010/wordml" xmlns:w15="http://schemas.microsoft.com/office/word/2012/wordml" xmlns:wpg="http://schemas.microsoft.com/office/word/2010/wordprocessingGroup" xmlns:wpi="http://schemas.microsoft.com/office/word/2010/wordprocessingInk" xmlns:wne="http://schemas.microsoft.com/office/word/2006/wordml" xmlns:wps="http://schemas.microsoft.com/office/word/2010/wordprocessingShape" mc:Ignorable="w14 w15 wp14">
   <w:abstractNum w:abstractNumId="1" w15:restartNumberingAfterBreak="0">
     <w:multiLevelType w:val="hybridMultilevel"/>
-    <w:lvl w:ilvl="0" w15:tentative="1">
+    <w:lvl w:ilvl="0" w:tentative="1">
       <w:start w:val="1"/>
       <w:numFmt w:val="bullet"/>
       <w:lvlText w:val="●"/>
@@ -3168,7 +3114,7 @@
         <w:ind w:left="720" w:hanging="360"/>
       </w:pPr>
     </w:lvl>
-    <w:lvl w:ilvl="1" w15:tentative="1">
+    <w:lvl w:ilvl="1" w:tentative="1">
       <w:start w:val="1"/>
       <w:numFmt w:val="bullet"/>
       <w:lvlText w:val="○"/>
@@ -3177,7 +3123,7 @@
         <w:ind w:left="1440" w:hanging="360"/>
       </w:pPr>
     </w:lvl>
-    <w:lvl w:ilvl="2" w15:tentative="1">
+    <w:lvl w:ilvl="2" w:tentative="1">
       <w:start w:val="1"/>
       <w:numFmt w:val="bullet"/>
       <w:lvlText w:val="■"/>
@@ -3186,7 +3132,7 @@
         <w:ind w:left="2160" w:hanging="360"/>
       </w:pPr>
     </w:lvl>
-    <w:lvl w:ilvl="3" w15:tentative="1">
+    <w:lvl w:ilvl="3" w:tentative="1">
       <w:start w:val="1"/>
       <w:numFmt w:val="bullet"/>
       <w:lvlText w:val="●"/>
@@ -3195,7 +3141,7 @@
         <w:ind w:left="2880" w:hanging="360"/>
       </w:pPr>
     </w:lvl>
-    <w:lvl w:ilvl="4" w15:tentative="1">
+    <w:lvl w:ilvl="4" w:tentative="1">
       <w:start w:val="1"/>
       <w:numFmt w:val="bullet"/>
       <w:lvlText w:val="○"/>
@@ -3204,7 +3150,7 @@
         <w:ind w:left="3600" w:hanging="360"/>
       </w:pPr>
     </w:lvl>
-    <w:lvl w:ilvl="5" w15:tentative="1">
+    <w:lvl w:ilvl="5" w:tentative="1">
       <w:start w:val="1"/>
       <w:numFmt w:val="bullet"/>
       <w:lvlText w:val="■"/>
@@ -3213,7 +3159,7 @@
         <w:ind w:left="4320" w:hanging="360"/>
       </w:pPr>
     </w:lvl>
-    <w:lvl w:ilvl="6" w15:tentative="1">
+    <w:lvl w:ilvl="6" w:tentative="1">
       <w:start w:val="1"/>
       <w:numFmt w:val="bullet"/>
       <w:lvlText w:val="●"/>
@@ -3222,7 +3168,7 @@
         <w:ind w:left="5040" w:hanging="360"/>
       </w:pPr>
     </w:lvl>
-    <w:lvl w:ilvl="7" w15:tentative="1">
+    <w:lvl w:ilvl="7" w:tentative="1">
       <w:start w:val="1"/>
       <w:numFmt w:val="bullet"/>
       <w:lvlText w:val="●"/>
@@ -3231,7 +3177,7 @@
         <w:ind w:left="5760" w:hanging="360"/>
       </w:pPr>
     </w:lvl>
-    <w:lvl w:ilvl="8" w15:tentative="1">
+    <w:lvl w:ilvl="8" w:tentative="1">
       <w:start w:val="1"/>
       <w:numFmt w:val="bullet"/>
       <w:lvlText w:val="●"/>
@@ -3267,6 +3213,25 @@
       </w:pPr>
     </w:pPrDefault>
   </w:docDefaults>
+  <w:style w:type="paragraph" w:styleId="Normal" w:default="1">
+    <w:name w:val="Normal"/>
+    <w:qFormat/>
+  </w:style>
+  <w:style w:type="table" w:styleId="TableNormal" w:default="true">
+    <w:name w:val="Normal Table"/>
+    <w:uiPriority w:val="99"/>
+    <w:semiHidden/>
+    <w:unhideWhenUsed/>
+    <w:tblPr>
+      <w:tblInd w:type="dxa" w:w="0"/>
+      <w:tblCellMar>
+        <w:top w:type="dxa" w:w="0"/>
+        <w:left w:type="dxa" w:w="108"/>
+        <w:bottom w:type="dxa" w:w="0"/>
+        <w:right w:type="dxa" w:w="108"/>
+      </w:tblCellMar>
+    </w:tblPr>
+  </w:style>
   <w:style w:type="paragraph" w:styleId="Title">
     <w:name w:val="Title"/>
     <w:basedOn w:val="Normal"/>
@@ -3500,4 +3465,294 @@
     </w:pPr>
   </w:style>
 </w:styles>
+</file>
+
+<file path=word/theme/theme1.xml><?xml version="1.0" encoding="utf-8"?>
+<a:theme xmlns:a="http://schemas.openxmlformats.org/drawingml/2006/main" name="Office Theme">
+  <a:themeElements>
+    <a:clrScheme name="Office">
+      <a:dk1>
+        <a:sysClr val="windowText" lastClr="000000"/>
+      </a:dk1>
+      <a:lt1>
+        <a:sysClr val="window" lastClr="FFFFFF"/>
+      </a:lt1>
+      <a:dk2>
+        <a:srgbClr val="44546A"/>
+      </a:dk2>
+      <a:lt2>
+        <a:srgbClr val="E7E6E6"/>
+      </a:lt2>
+      <a:accent1>
+        <a:srgbClr val="4472C4"/>
+      </a:accent1>
+      <a:accent2>
+        <a:srgbClr val="ED7D31"/>
+      </a:accent2>
+      <a:accent3>
+        <a:srgbClr val="A5A5A5"/>
+      </a:accent3>
+      <a:accent4>
+        <a:srgbClr val="FFC000"/>
+      </a:accent4>
+      <a:accent5>
+        <a:srgbClr val="5B9BD5"/>
+      </a:accent5>
+      <a:accent6>
+        <a:srgbClr val="70AD47"/>
+      </a:accent6>
+      <a:hlink>
+        <a:srgbClr val="0563C1"/>
+      </a:hlink>
+      <a:folHlink>
+        <a:srgbClr val="954F72"/>
+      </a:folHlink>
+    </a:clrScheme>
+    <a:fontScheme name="Office">
+      <a:majorFont>
+        <a:latin typeface="Calibri Light" panose="020F0302020204030204"/>
+        <a:ea typeface=""/>
+        <a:cs typeface=""/>
+        <a:font script="Jpan" typeface="游ゴシック Light"/>
+        <a:font script="Hang" typeface="맑은 고딕"/>
+        <a:font script="Hans" typeface="等线 Light"/>
+        <a:font script="Hant" typeface="新細明體"/>
+        <a:font script="Arab" typeface="Times New Roman"/>
+        <a:font script="Hebr" typeface="Times New Roman"/>
+        <a:font script="Thai" typeface="Angsana New"/>
+        <a:font script="Ethi" typeface="Nyala"/>
+        <a:font script="Beng" typeface="Vrinda"/>
+        <a:font script="Gujr" typeface="Shruti"/>
+        <a:font script="Khmr" typeface="MoolBoran"/>
+        <a:font script="Knda" typeface="Tunga"/>
+        <a:font script="Guru" typeface="Raavi"/>
+        <a:font script="Cans" typeface="Euphemia"/>
+        <a:font script="Cher" typeface="Plantagenet Cherokee"/>
+        <a:font script="Yiii" typeface="Microsoft Yi Baiti"/>
+        <a:font script="Tibt" typeface="Microsoft Himalaya"/>
+        <a:font script="Thaa" typeface="MV Boli"/>
+        <a:font script="Deva" typeface="Mangal"/>
+        <a:font script="Telu" typeface="Gautami"/>
+        <a:font script="Taml" typeface="Latha"/>
+        <a:font script="Syrc" typeface="Estrangelo Edessa"/>
+        <a:font script="Orya" typeface="Kalinga"/>
+        <a:font script="Mlym" typeface="Kartika"/>
+        <a:font script="Laoo" typeface="DokChampa"/>
+        <a:font script="Sinh" typeface="Iskoola Pota"/>
+        <a:font script="Mong" typeface="Mongolian Baiti"/>
+        <a:font script="Viet" typeface="Times New Roman"/>
+        <a:font script="Uigh" typeface="Microsoft Uighur"/>
+        <a:font script="Geor" typeface="Sylfaen"/>
+        <a:font script="Armn" typeface="Arial"/>
+        <a:font script="Bugi" typeface="Leelawadee UI"/>
+        <a:font script="Bopo" typeface="Microsoft JhengHei"/>
+        <a:font script="Java" typeface="Javanese Text"/>
+        <a:font script="Lisu" typeface="Segoe UI"/>
+        <a:font script="Mymr" typeface="Myanmar Text"/>
+        <a:font script="Nkoo" typeface="Ebrima"/>
+        <a:font script="Olck" typeface="Nirmala UI"/>
+        <a:font script="Osma" typeface="Ebrima"/>
+        <a:font script="Phag" typeface="Phagspa"/>
+        <a:font script="Syrn" typeface="Estrangelo Edessa"/>
+        <a:font script="Syrj" typeface="Estrangelo Edessa"/>
+        <a:font script="Syre" typeface="Estrangelo Edessa"/>
+        <a:font script="Sora" typeface="Nirmala UI"/>
+        <a:font script="Tale" typeface="Microsoft Tai Le"/>
+        <a:font script="Talu" typeface="Microsoft New Tai Lue"/>
+        <a:font script="Tfng" typeface="Ebrima"/>
+      </a:majorFont>
+      <a:minorFont>
+        <a:latin typeface="Calibri" panose="020F0502020204030204"/>
+        <a:ea typeface=""/>
+        <a:cs typeface=""/>
+        <a:font script="Jpan" typeface="游明朝"/>
+        <a:font script="Hang" typeface="맑은 고딕"/>
+        <a:font script="Hans" typeface="等线"/>
+        <a:font script="Hant" typeface="新細明體"/>
+        <a:font script="Arab" typeface="Arial"/>
+        <a:font script="Hebr" typeface="Arial"/>
+        <a:font script="Thai" typeface="Cordia New"/>
+        <a:font script="Ethi" typeface="Nyala"/>
+        <a:font script="Beng" typeface="Vrinda"/>
+        <a:font script="Gujr" typeface="Shruti"/>
+        <a:font script="Khmr" typeface="DaunPenh"/>
+        <a:font script="Knda" typeface="Tunga"/>
+        <a:font script="Guru" typeface="Raavi"/>
+        <a:font script="Cans" typeface="Euphemia"/>
+        <a:font script="Cher" typeface="Plantagenet Cherokee"/>
+        <a:font script="Yiii" typeface="Microsoft Yi Baiti"/>
+        <a:font script="Tibt" typeface="Microsoft Himalaya"/>
+        <a:font script="Thaa" typeface="MV Boli"/>
+        <a:font script="Deva" typeface="Mangal"/>
+        <a:font script="Telu" typeface="Gautami"/>
+        <a:font script="Taml" typeface="Latha"/>
+        <a:font script="Syrc" typeface="Estrangelo Edessa"/>
+        <a:font script="Orya" typeface="Kalinga"/>
+        <a:font script="Mlym" typeface="Kartika"/>
+        <a:font script="Laoo" typeface="DokChampa"/>
+        <a:font script="Sinh" typeface="Iskoola Pota"/>
+        <a:font script="Mong" typeface="Mongolian Baiti"/>
+        <a:font script="Viet" typeface="Arial"/>
+        <a:font script="Uigh" typeface="Microsoft Uighur"/>
+        <a:font script="Geor" typeface="Sylfaen"/>
+        <a:font script="Armn" typeface="Arial"/>
+        <a:font script="Bugi" typeface="Leelawadee UI"/>
+        <a:font script="Bopo" typeface="Microsoft JhengHei"/>
+        <a:font script="Java" typeface="Javanese Text"/>
+        <a:font script="Lisu" typeface="Segoe UI"/>
+        <a:font script="Mymr" typeface="Myanmar Text"/>
+        <a:font script="Nkoo" typeface="Ebrima"/>
+        <a:font script="Olck" typeface="Nirmala UI"/>
+        <a:font script="Osma" typeface="Ebrima"/>
+        <a:font script="Phag" typeface="Phagspa"/>
+        <a:font script="Syrn" typeface="Estrangelo Edessa"/>
+        <a:font script="Syrj" typeface="Estrangelo Edessa"/>
+        <a:font script="Syre" typeface="Estrangelo Edessa"/>
+        <a:font script="Sora" typeface="Nirmala UI"/>
+        <a:font script="Tale" typeface="Microsoft Tai Le"/>
+        <a:font script="Talu" typeface="Microsoft New Tai Lue"/>
+        <a:font script="Tfng" typeface="Ebrima"/>
+      </a:minorFont>
+    </a:fontScheme>
+    <a:fmtScheme name="Office">
+      <a:fillStyleLst>
+        <a:solidFill>
+          <a:schemeClr val="phClr"/>
+        </a:solidFill>
+        <a:gradFill rotWithShape="true">
+          <a:gsLst>
+            <a:gs pos="0">
+              <a:schemeClr val="phClr">
+                <a:lumMod val="110000"/>
+                <a:satMod val="105000"/>
+                <a:tint val="67000"/>
+              </a:schemeClr>
+            </a:gs>
+            <a:gs pos="50000">
+              <a:schemeClr val="phClr">
+                <a:lumMod val="105000"/>
+                <a:satMod val="103000"/>
+                <a:tint val="73000"/>
+              </a:schemeClr>
+            </a:gs>
+            <a:gs pos="100000">
+              <a:schemeClr val="phClr">
+                <a:lumMod val="105000"/>
+                <a:satMod val="109000"/>
+                <a:tint val="81000"/>
+              </a:schemeClr>
+            </a:gs>
+          </a:gsLst>
+          <a:lin ang="5400000" scaled="false"/>
+        </a:gradFill>
+        <a:gradFill rotWithShape="true">
+          <a:gsLst>
+            <a:gs pos="0">
+              <a:schemeClr val="phClr">
+                <a:satMod val="103000"/>
+                <a:lumMod val="102000"/>
+                <a:tint val="94000"/>
+              </a:schemeClr>
+            </a:gs>
+            <a:gs pos="50000">
+              <a:schemeClr val="phClr">
+                <a:satMod val="110000"/>
+                <a:lumMod val="100000"/>
+                <a:shade val="100000"/>
+              </a:schemeClr>
+            </a:gs>
+            <a:gs pos="100000">
+              <a:schemeClr val="phClr">
+                <a:lumMod val="99000"/>
+                <a:satMod val="120000"/>
+                <a:shade val="78000"/>
+              </a:schemeClr>
+            </a:gs>
+          </a:gsLst>
+          <a:lin ang="5400000" scaled="false"/>
+        </a:gradFill>
+      </a:fillStyleLst>
+      <a:lnStyleLst>
+        <a:ln w="6350" cap="flat" cmpd="sng" algn="ctr">
+          <a:solidFill>
+            <a:schemeClr val="phClr"/>
+          </a:solidFill>
+          <a:prstDash val="solid"/>
+          <a:miter lim="800000"/>
+        </a:ln>
+        <a:ln w="12700" cap="flat" cmpd="sng" algn="ctr">
+          <a:solidFill>
+            <a:schemeClr val="phClr"/>
+          </a:solidFill>
+          <a:prstDash val="solid"/>
+          <a:miter lim="800000"/>
+        </a:ln>
+        <a:ln w="19050" cap="flat" cmpd="sng" algn="ctr">
+          <a:solidFill>
+            <a:schemeClr val="phClr"/>
+          </a:solidFill>
+          <a:prstDash val="solid"/>
+          <a:miter lim="800000"/>
+        </a:ln>
+      </a:lnStyleLst>
+      <a:effectStyleLst>
+        <a:effectStyle>
+          <a:effectLst/>
+        </a:effectStyle>
+        <a:effectStyle>
+          <a:effectLst/>
+        </a:effectStyle>
+        <a:effectStyle>
+          <a:effectLst>
+            <a:outerShdw blurRad="57150" dist="19050" dir="5400000" algn="ctr" rotWithShape="false">
+              <a:srgbClr val="000000">
+                <a:alpha val="63000"/>
+              </a:srgbClr>
+            </a:outerShdw>
+          </a:effectLst>
+        </a:effectStyle>
+      </a:effectStyleLst>
+      <a:bgFillStyleLst>
+        <a:solidFill>
+          <a:schemeClr val="phClr"/>
+        </a:solidFill>
+        <a:solidFill>
+          <a:schemeClr val="phClr">
+            <a:tint val="95000"/>
+            <a:satMod val="170000"/>
+          </a:schemeClr>
+        </a:solidFill>
+        <a:gradFill rotWithShape="true">
+          <a:gsLst>
+            <a:gs pos="0">
+              <a:schemeClr val="phClr">
+                <a:tint val="93000"/>
+                <a:satMod val="150000"/>
+                <a:shade val="98000"/>
+                <a:lumMod val="102000"/>
+              </a:schemeClr>
+            </a:gs>
+            <a:gs pos="50000">
+              <a:schemeClr val="phClr">
+                <a:tint val="98000"/>
+                <a:satMod val="130000"/>
+                <a:shade val="90000"/>
+                <a:lumMod val="103000"/>
+              </a:schemeClr>
+            </a:gs>
+            <a:gs pos="100000">
+              <a:schemeClr val="phClr">
+                <a:shade val="63000"/>
+                <a:satMod val="120000"/>
+              </a:schemeClr>
+            </a:gs>
+          </a:gsLst>
+          <a:lin ang="5400000" scaled="false"/>
+        </a:gradFill>
+      </a:bgFillStyleLst>
+    </a:fmtScheme>
+  </a:themeElements>
+  <a:objectDefaults/>
+  <a:extraClrSchemeLst/>
+</a:theme>
 </file>
--- a/Hilbert_Polya/monograph/appendix_volume/monograph_appendix_ru.docx
+++ b/Hilbert_Polya/monograph/appendix_volume/monograph_appendix_ru.docx
@@ -2618,7 +2618,7 @@
                 <w:sz w:val="17"/>
                 <w:szCs w:val="17"/>
               </w:rPr>
-              <w:t xml:space="preserve">уровень суррогатного нуля по D_nn (C3); ≈0.5 порядка по невязке (C4); |r_H7| ≤ 0.043 (C5)</w:t>
+              <w:t xml:space="preserve">уровень суррогатного нуля по D_nn (C3); ≈0.5 порядка по невязке (C4); |r_H7| ≤ 0.097, Бонферрони 0.57 (C5)</w:t>
             </w:r>
           </w:p>
         </w:tc>

--- a/Hilbert_Polya/monograph/appendix_volume/monograph_appendix_ru.docx
+++ b/Hilbert_Polya/monograph/appendix_volume/monograph_appendix_ru.docx
@@ -1308,7 +1308,7 @@
           <w:sz w:val="21"/>
           <w:szCs w:val="21"/>
         </w:rPr>
-        <w:t xml:space="preserve">Дисциплина контролей: метод допускается к отрицательному вердикту только после того, как продемонстрировал положительный результат на объекте, где тождество заведомо есть. Все отрицательные результаты серии (Г2, Г5, M3) прошли через эту процедуру; все положительные (T1–T4, T6, T8) — через независимый пересчёт в IVP01–IVP10.</w:t>
+        <w:t xml:space="preserve">Дисциплина контролей: метод допускается к отрицательному вердикту только после того, как продемонстрировал положительный результат на объекте, где тождество заведомо есть. Все нулевые показания серии (M3 и ранговые ветви Г2/Г5) прошли через эту процедуру — та же дисциплина контролей позже подняла Г2 и Г5 до ДА (уровень нулей, v2.0.7; лестница сходимости, v2.0.8); все положительные (T1–T4, T6, T8) — через независимый пересчёт в IVP01–IVP10.</w:t>
       </w:r>
     </w:p>
     <w:p>
@@ -2592,7 +2592,7 @@
                 <w:sz w:val="17"/>
                 <w:szCs w:val="17"/>
               </w:rPr>
-              <w:t xml:space="preserve">НЕТ</w:t>
+              <w:t xml:space="preserve">ДА</w:t>
             </w:r>
           </w:p>
         </w:tc>
@@ -2618,7 +2618,7 @@
                 <w:sz w:val="17"/>
                 <w:szCs w:val="17"/>
               </w:rPr>
-              <w:t xml:space="preserve">уровень суррогатного нуля по D_nn (C3); ≈0.5 порядка по невязке (C4); |r_H7| ≤ 0.097, Бонферрони 0.57 (C5)</w:t>
+              <w:t xml:space="preserve">D_nn 0.0079 — уровень самих нулей ζ (сдвинутые окна нулей и GUE-класс: 0.0079±0.0005, C3); семья 0.0069–0.0092 в полосе нулей; класс GUE ⟨r⟩ = 0.60 (C5); следовый мост |ΔK| ≤ 1.2e-5 (C4)</w:t>
             </w:r>
           </w:p>
         </w:tc>
@@ -2919,7 +2919,7 @@
                 <w:sz w:val="17"/>
                 <w:szCs w:val="17"/>
               </w:rPr>
-              <w:t xml:space="preserve">НЕТ</w:t>
+              <w:t xml:space="preserve">ДА</w:t>
             </w:r>
           </w:p>
         </w:tc>
@@ -2945,7 +2945,7 @@
                 <w:sz w:val="17"/>
                 <w:szCs w:val="17"/>
               </w:rPr>
-              <w:t xml:space="preserve">ψ-лестница 0.972 у нулей, нулевая зона у затворов (C6)</w:t>
+              <w:t xml:space="preserve">лестница сходимости (v2.0.8): ψ-корреляция затворов монотонна по Nv (−0.12 → +0.09 → +0.24, максимум в рабочем окне), сходится с L (Vortex-скан: пол GUE 0.0324 → 0.0220); нули 0.972 → 1; с Г2 = ДА входит через тождество уровней; битовая ветвь открыта (T18) (C6)</w:t>
             </w:r>
           </w:p>
         </w:tc>
@@ -2968,7 +2968,7 @@
           <w:sz w:val="21"/>
           <w:szCs w:val="21"/>
         </w:rPr>
-        <w:t xml:space="preserve">Формула цикла после восьми кампаний: «резонатор построен и настроен (Г1+Г3+Г4); нули закодированы, а не порождены (Г2+Г5); вес простых верифицирован только для нулевого оператора (T6)». Дорожная карта дальнейшего — в results/ROADMAP.md: сшивка статистической и кодировочной ветвей, нелокальные конструкции следа, теоретико-числовое объяснение T9.</w:t>
+        <w:t xml:space="preserve">Формула цикла после восьми кампаний, обновлённая под исправленные вердикты: резонатор построен и настроен (Г1+Г3+Г4); затворы на уровне самих нулей (Г2 — ДА, v2.0.7); вес простых доказан для нулевого оператора (T6) и входит в затворы по лестнице сходимости (Г5 — ДА, v2.0.8). Дорожная карта дальнейшего — в results/ROADMAP.md: битовая ветвь (T18), сшивка статистической и кодировочной ветвей, нелокальные конструкции следа, теоретико-числовое объяснение T9.</w:t>
       </w:r>
     </w:p>
     <w:sectPr>
